--- a/templates_admin/Vyhlasenie_projektant.docx
+++ b/templates_admin/Vyhlasenie_projektant.docx
@@ -381,7 +381,7 @@
                 <w:sz w:val="24"/>
                 <w:szCs w:val="24"/>
               </w:rPr>
-              <w:t xml:space="preserve">, </w:t>
+              <w:t>{{ciarka_preulica}}</w:t>
             </w:r>
             <w:r>
               <w:t xml:space="preserve"> </w:t>
@@ -529,7 +529,7 @@
                 <w:sz w:val="24"/>
                 <w:szCs w:val="24"/>
               </w:rPr>
-              <w:t>{{prevadzka}}</w:t>
+              <w:t>{{nazov_zakaznika}}</w:t>
             </w:r>
           </w:p>
         </w:tc>
